--- a/HelpResourcesSources/TechnicalNotes/SFM imports into existing data.docx
+++ b/HelpResourcesSources/TechnicalNotes/SFM imports into existing data.docx
@@ -17,13 +17,7 @@
         <w:pStyle w:val="Date"/>
       </w:pPr>
       <w:r>
-        <w:t>June 1</w:t>
-      </w:r>
-      <w:r>
-        <w:t>7</w:t>
-      </w:r>
-      <w:r>
-        <w:t>, 2025</w:t>
+        <w:t>February 10, 2026</w:t>
       </w:r>
       <w:r>
         <w:br/>
@@ -432,8 +426,6 @@
           </w:rPr>
           <w:t>Variant links</w:t>
         </w:r>
-        <w:bookmarkStart w:id="1" w:name="_GoBack"/>
-        <w:bookmarkEnd w:id="1"/>
         <w:r>
           <w:rPr>
             <w:noProof/>
@@ -614,6 +606,8 @@
           </w:rPr>
           <w:t>Reversal links</w:t>
         </w:r>
+        <w:bookmarkStart w:id="1" w:name="_GoBack"/>
+        <w:bookmarkEnd w:id="1"/>
         <w:r>
           <w:rPr>
             <w:noProof/>
@@ -1214,7 +1208,13 @@
         <w:pStyle w:val="BodyText"/>
       </w:pPr>
       <w:r>
-        <w:t>gives the desired dictionary view:</w:t>
+        <w:t xml:space="preserve">gives the desired dictionary </w:t>
+      </w:r>
+      <w:r>
+        <w:t>layout</w:t>
+      </w:r>
+      <w:r>
+        <w:t>:</w:t>
       </w:r>
     </w:p>
     <w:p>
@@ -1438,7 +1438,13 @@
         <w:t>the result is not what we wanted.</w:t>
       </w:r>
       <w:r>
-        <w:t xml:space="preserve"> The dictionary view is now:</w:t>
+        <w:t xml:space="preserve"> The dictionary </w:t>
+      </w:r>
+      <w:r>
+        <w:t>layout</w:t>
+      </w:r>
+      <w:r>
+        <w:t xml:space="preserve"> is now:</w:t>
       </w:r>
     </w:p>
     <w:p>
@@ -1725,7 +1731,13 @@
         <w:pStyle w:val="BodyText"/>
       </w:pPr>
       <w:r>
-        <w:t>The resulting dictionary view is even worse.</w:t>
+        <w:t xml:space="preserve">The resulting dictionary </w:t>
+      </w:r>
+      <w:r>
+        <w:t>layout</w:t>
+      </w:r>
+      <w:r>
+        <w:t xml:space="preserve"> is even worse.</w:t>
       </w:r>
     </w:p>
     <w:p>
@@ -2167,6 +2179,9 @@
         <w:pStyle w:val="Example"/>
       </w:pPr>
       <w:r>
+        <w:rPr>
+          <w:noProof/>
+        </w:rPr>
         <w:drawing>
           <wp:inline distT="0" distB="0" distL="0" distR="0" wp14:anchorId="74773CB8" wp14:editId="1D61426D">
             <wp:extent cx="1038370" cy="647790"/>
@@ -2361,7 +2376,13 @@
       </w:r>
       <w:proofErr w:type="spellEnd"/>
       <w:r>
-        <w:t xml:space="preserve"> property that indicates the type of variant, and one or more main entries for the variant, and a flag to indicate if the variant should show as a minor entry in the dictionary view.</w:t>
+        <w:t xml:space="preserve"> property that indicates the type of variant, and one or more main entries for the variant, and a flag to indicate if the variant should show as a minor entry in the dictionary </w:t>
+      </w:r>
+      <w:r>
+        <w:t>layout</w:t>
+      </w:r>
+      <w:r>
+        <w:t>.</w:t>
       </w:r>
     </w:p>
     <w:p>
@@ -2417,7 +2438,13 @@
       </w:r>
       <w:proofErr w:type="spellEnd"/>
       <w:r>
-        <w:t xml:space="preserve">. In the dictionary view, the main entry indicates that it has a variant (unspecified type </w:t>
+        <w:t xml:space="preserve">. In the dictionary </w:t>
+      </w:r>
+      <w:r>
+        <w:t>layout</w:t>
+      </w:r>
+      <w:r>
+        <w:t xml:space="preserve">, the main entry indicates that it has a variant (unspecified type </w:t>
       </w:r>
       <w:r>
         <w:t>by</w:t>
@@ -2431,6 +2458,9 @@
         <w:pStyle w:val="Example"/>
       </w:pPr>
       <w:r>
+        <w:rPr>
+          <w:noProof/>
+        </w:rPr>
         <w:drawing>
           <wp:inline distT="0" distB="0" distL="0" distR="0" wp14:anchorId="15D817A2" wp14:editId="1E0F5627">
             <wp:extent cx="1714739" cy="371527"/>
@@ -2565,6 +2595,9 @@
         <w:pStyle w:val="Example"/>
       </w:pPr>
       <w:r>
+        <w:rPr>
+          <w:noProof/>
+        </w:rPr>
         <w:drawing>
           <wp:inline distT="0" distB="0" distL="0" distR="0" wp14:anchorId="6AA37162" wp14:editId="1B41B0E5">
             <wp:extent cx="1714739" cy="371527"/>
@@ -2759,6 +2792,9 @@
         <w:pStyle w:val="Example"/>
       </w:pPr>
       <w:r>
+        <w:rPr>
+          <w:noProof/>
+        </w:rPr>
         <w:lastRenderedPageBreak/>
         <w:drawing>
           <wp:inline distT="0" distB="0" distL="0" distR="0" wp14:anchorId="04B016D3" wp14:editId="72684BA1">
@@ -2903,6 +2939,9 @@
         <w:pStyle w:val="Example"/>
       </w:pPr>
       <w:r>
+        <w:rPr>
+          <w:noProof/>
+        </w:rPr>
         <w:drawing>
           <wp:inline distT="0" distB="0" distL="0" distR="0" wp14:anchorId="6B661576" wp14:editId="46524235">
             <wp:extent cx="1733792" cy="781159"/>
@@ -3002,7 +3041,13 @@
         <w:t xml:space="preserve"> </w:t>
       </w:r>
       <w:r>
-        <w:t>and a flag to indicate if the subentry should show as a minor entry in the Root-based dictionary view. For a Stem-based dictionary, a</w:t>
+        <w:t xml:space="preserve">and a flag to indicate if the subentry should show as a minor entry in the Root-based dictionary </w:t>
+      </w:r>
+      <w:r>
+        <w:t>layout</w:t>
+      </w:r>
+      <w:r>
+        <w:t>. For a Stem-based dictionary, a</w:t>
       </w:r>
       <w:r>
         <w:t xml:space="preserve"> minor entry for a subentry is shown if the “Show </w:t>
@@ -3069,7 +3114,13 @@
         <w:t xml:space="preserve"> Root-based</w:t>
       </w:r>
       <w:r>
-        <w:t xml:space="preserve"> dictionary view, the main entry </w:t>
+        <w:t xml:space="preserve"> dictionary </w:t>
+      </w:r>
+      <w:r>
+        <w:t>layout</w:t>
+      </w:r>
+      <w:r>
+        <w:t xml:space="preserve">, the main entry </w:t>
       </w:r>
       <w:r>
         <w:t>displays the subentry body indented below it. A minor ‘subentry’ entry is displayed that includes the type (unspecified type by default), and it indicates that it is a subentry of ‘main’</w:t>
@@ -3089,6 +3140,9 @@
         <w:pStyle w:val="Example"/>
       </w:pPr>
       <w:r>
+        <w:rPr>
+          <w:noProof/>
+        </w:rPr>
         <w:lastRenderedPageBreak/>
         <w:drawing>
           <wp:inline distT="0" distB="0" distL="0" distR="0" wp14:anchorId="574942E4" wp14:editId="309811ED">
@@ -3241,6 +3295,9 @@
         <w:pStyle w:val="Example"/>
       </w:pPr>
       <w:r>
+        <w:rPr>
+          <w:noProof/>
+        </w:rPr>
         <w:drawing>
           <wp:inline distT="0" distB="0" distL="0" distR="0" wp14:anchorId="79568DCA" wp14:editId="088A6749">
             <wp:extent cx="2267266" cy="543001"/>
@@ -3515,6 +3572,9 @@
         <w:pStyle w:val="Example"/>
       </w:pPr>
       <w:r>
+        <w:rPr>
+          <w:noProof/>
+        </w:rPr>
         <w:drawing>
           <wp:inline distT="0" distB="0" distL="0" distR="0" wp14:anchorId="0B813539" wp14:editId="76E382C7">
             <wp:extent cx="2295845" cy="1124107"/>
@@ -3965,7 +4025,7 @@
       <w:rPr>
         <w:noProof/>
       </w:rPr>
-      <w:t>6/17/2025</w:t>
+      <w:t>2/10/2026</w:t>
     </w:r>
     <w:r>
       <w:fldChar w:fldCharType="end"/>
@@ -4012,7 +4072,7 @@
         <w:rStyle w:val="PageNumber"/>
         <w:noProof/>
       </w:rPr>
-      <w:t>6/17/2025</w:t>
+      <w:t>2/10/2026</w:t>
     </w:r>
     <w:r>
       <w:rPr>
@@ -7104,7 +7164,7 @@
 </file>
 
 <file path=customXml/itemProps1.xml><?xml version="1.0" encoding="utf-8"?>
-<ds:datastoreItem xmlns:ds="http://schemas.openxmlformats.org/officeDocument/2006/customXml" ds:itemID="{E137C049-E608-4291-B471-E63E450CD78F}">
+<ds:datastoreItem xmlns:ds="http://schemas.openxmlformats.org/officeDocument/2006/customXml" ds:itemID="{3C1C95DC-2E0F-41C3-BC63-202DCDFF6706}">
   <ds:schemaRefs>
     <ds:schemaRef ds:uri="http://schemas.openxmlformats.org/officeDocument/2006/bibliography"/>
   </ds:schemaRefs>
